--- a/docs/instruments/g1_supervisor_agreement.docx
+++ b/docs/instruments/g1_supervisor_agreement.docx
@@ -3,7 +3,7 @@
 <w:document xmlns:o="urn:schemas-microsoft-com:office:office" xmlns:r="http://schemas.openxmlformats.org/officeDocument/2006/relationships" xmlns:v="urn:schemas-microsoft-com:vml" xmlns:w="http://schemas.openxmlformats.org/wordprocessingml/2006/main" xmlns:w10="urn:schemas-microsoft-com:office:word" xmlns:wp="http://schemas.openxmlformats.org/drawingml/2006/wordprocessingDrawing" xmlns:pic="http://schemas.openxmlformats.org/drawingml/2006/picture" xmlns:wps="http://schemas.microsoft.com/office/word/2010/wordprocessingShape" xmlns:wpg="http://schemas.microsoft.com/office/word/2010/wordprocessingGroup" xmlns:mc="http://schemas.openxmlformats.org/markup-compatibility/2006" xmlns:wp14="http://schemas.microsoft.com/office/word/2010/wordprocessingDrawing" xmlns:w14="http://schemas.microsoft.com/office/word/2010/wordml" xmlns:w15="http://schemas.microsoft.com/office/word/2012/wordml" mc:Ignorable="w14 wp14 w15">
   <w:body>
     <w:p>
-      <w:hyperlink r:id="rId24">
+      <w:hyperlink r:id="rId19">
         <w:r>
           <w:drawing>
             <wp:inline>
@@ -20,7 +20,7 @@
                       </pic:cNvPicPr>
                     </pic:nvPicPr>
                     <pic:blipFill>
-                      <a:blip r:embed="rId23"/>
+                      <a:blip r:embed="rId18"/>
                       <a:stretch>
                         <a:fillRect/>
                       </a:stretch>
@@ -982,19 +982,19 @@
       </w:pPr>
       <w:r>
         <w:rPr/>
-        <w:t xml:space="preserve">An institutional policy can state that principle in general terms, but it cannot determine where the line falls on a particular project, in a particular discipline, or for a particular student. In fact, six of the thirty-eight universities in </w:t>
+        <w:t xml:space="preserve">An institutional policy can state that principle in general terms, but it cannot determine where the line falls on a particular project, in a particular discipline, or for a particular student. In fact, </w:t>
       </w:r>
       <w:hyperlink r:id="rId2">
         <w:r>
           <w:rPr>
             <w:rStyle w:val="Hyperlink"/>
           </w:rPr>
-          <w:t>the report</w:t>
+          <w:t>Responsible AI in Academic Research: A Competency Framework for Research Training</w:t>
         </w:r>
       </w:hyperlink>
       <w:r>
         <w:rPr/>
-        <w:t>’s sample reach Class D by adding codified competencies for graduate students and supervisors, curriculum expectations, and examiner-side rules (§1.3). Setting these boundaries is a job for the two people who actually know the project.</w:t>
+        <w:t xml:space="preserve"> found that six of the thirty-eight universities in its sample reach Class D by adding codified competencies for graduate students and supervisors, curriculum expectations, and examiner-side rules (§1.3). Setting these boundaries is a job for the two people who actually know the project.</w:t>
       </w:r>
     </w:p>
     <w:p>
@@ -1028,19 +1028,7 @@
       </w:r>
       <w:r>
         <w:rPr/>
-        <w:t xml:space="preserve"> It records that the conversation took place, when it happened, and what was agreed upon. This provides the supervisory oversight evidence that </w:t>
-      </w:r>
-      <w:hyperlink r:id="rId3">
-        <w:r>
-          <w:rPr>
-            <w:rStyle w:val="Hyperlink"/>
-          </w:rPr>
-          <w:t>the report</w:t>
-        </w:r>
-      </w:hyperlink>
-      <w:r>
-        <w:rPr/>
-        <w:t>’s Class D institutions build into their doctoral policies (§1.3).</w:t>
+        <w:t xml:space="preserve"> It records that the conversation took place, when it happened, and what was agreed upon. This provides the supervisory oversight evidence that the report’s Class D institutions build into their doctoral policies (§1.3).</w:t>
       </w:r>
     </w:p>
     <w:p>
@@ -2875,19 +2863,7 @@
       </w:pPr>
       <w:r>
         <w:rPr/>
-        <w:t xml:space="preserve">The 21 tasks below represent the full labor-versus-judgment catalog from Appendix G of </w:t>
-      </w:r>
-      <w:hyperlink r:id="rId4">
-        <w:r>
-          <w:rPr>
-            <w:rStyle w:val="Hyperlink"/>
-          </w:rPr>
-          <w:t>the report</w:t>
-        </w:r>
-      </w:hyperlink>
-      <w:r>
-        <w:rPr/>
-        <w:t xml:space="preserve">, serving as its working demarcation for PhD-level research across disciplines. You should </w:t>
+        <w:t xml:space="preserve">The 21 tasks below represent the full labor-versus-judgment catalog from Appendix G of the report, serving as its working demarcation for PhD-level research across disciplines. You should </w:t>
       </w:r>
       <w:r>
         <w:rPr>
@@ -12399,19 +12375,7 @@
       </w:r>
       <w:r>
         <w:rPr/>
-        <w:t xml:space="preserve"> When preparing journal submissions, disclosure transitions from the university’s internal template to the specific requirements of the target publisher, which are often stricter and more detailed. Four consistent principles emerged from </w:t>
-      </w:r>
-      <w:hyperlink r:id="rId5">
-        <w:r>
-          <w:rPr>
-            <w:rStyle w:val="Hyperlink"/>
-          </w:rPr>
-          <w:t>the report</w:t>
-        </w:r>
-      </w:hyperlink>
-      <w:r>
-        <w:rPr/>
-        <w:t>’s survey of eighteen academic publishers in §3.3. First, AI cannot be listed as a co-author under any circumstances. Second, seventeen of the eighteen publishers require explicit disclosure of generative AI assistance upon submission. Third, all major biomedical and multidisciplinary publishers strictly prohibit the generative creation or visual manipulation of data figures. Finally, decisions about co-authorship on any resulting papers must be made exclusively by the human contributors (task T20).</w:t>
+        <w:t xml:space="preserve"> When preparing journal submissions, disclosure transitions from the university’s internal template to the specific requirements of the target publisher, which are often stricter and more detailed. Four consistent principles emerged from the report’s survey of eighteen academic publishers in §3.3. First, AI cannot be listed as a co-author under any circumstances. Second, seventeen of the eighteen publishers require explicit disclosure of generative AI assistance upon submission. Third, all major biomedical and multidisciplinary publishers strictly prohibit the generative creation or visual manipulation of data figures. Finally, decisions about co-authorship on any resulting papers must be made exclusively by the human contributors (task T20).</w:t>
       </w:r>
     </w:p>
     <w:p>
@@ -19652,19 +19616,7 @@
       </w:r>
       <w:r>
         <w:rPr/>
-        <w:t xml:space="preserve"> in April 2026 under a CC BY-NC-SA 4.0 license, which is incompatible with this pack’s CC BY 4.0 license. This instrument was therefore authored independently, developed directly from the labor-versus-judgment task taxonomy in Appendix G of the </w:t>
-      </w:r>
-      <w:hyperlink r:id="rId6">
-        <w:r>
-          <w:rPr>
-            <w:rStyle w:val="Hyperlink"/>
-          </w:rPr>
-          <w:t>companion report</w:t>
-        </w:r>
-      </w:hyperlink>
-      <w:r>
-        <w:rPr/>
-        <w:t>. No text, structure, or task list is derived from the New Hampshire document, which is noted here as prior art rather than as a source.</w:t>
+        <w:t xml:space="preserve"> in April 2026 under a CC BY-NC-SA 4.0 license, which is incompatible with this pack’s CC BY 4.0 license. This instrument was therefore authored independently, developed directly from the labor-versus-judgment task taxonomy in Appendix G of the companion report. No text, structure, or task list is derived from the New Hampshire document, which is noted here as prior art rather than as a source.</w:t>
       </w:r>
     </w:p>
     <w:p>
@@ -19737,7 +19689,7 @@
         <w:keepLines/>
         <w:rPr/>
       </w:pPr>
-      <w:hyperlink r:id="rId7">
+      <w:hyperlink r:id="rId3">
         <w:r>
           <w:rPr>
             <w:rStyle w:val="Hyperlink"/>
@@ -19760,7 +19712,7 @@
                       </pic:cNvPicPr>
                     </pic:nvPicPr>
                     <pic:blipFill>
-                      <a:blip r:embed="rId8"/>
+                      <a:blip r:embed="rId4"/>
                       <a:stretch>
                         <a:fillRect/>
                       </a:stretch>
@@ -19801,7 +19753,7 @@
         <w:rPr/>
         <w:t xml:space="preserve"> · Professor and Director, Instats · </w:t>
       </w:r>
-      <w:hyperlink r:id="rId9">
+      <w:hyperlink r:id="rId5">
         <w:r>
           <w:rPr>
             <w:rStyle w:val="Hyperlink"/>
@@ -19813,7 +19765,7 @@
         <w:rPr/>
         <w:t xml:space="preserve"> · </w:t>
       </w:r>
-      <w:hyperlink r:id="rId10">
+      <w:hyperlink r:id="rId6">
         <w:r>
           <w:rPr>
             <w:rStyle w:val="Hyperlink"/>
@@ -19840,7 +19792,7 @@
         </w:rPr>
         <w:t xml:space="preserve">Part of the Instats AI Readiness Pack · </w:t>
       </w:r>
-      <w:hyperlink r:id="rId11">
+      <w:hyperlink r:id="rId7">
         <w:r>
           <w:rPr>
             <w:rStyle w:val="Hyperlink"/>
@@ -19859,19 +19811,7 @@
       </w:r>
       <w:r>
         <w:rPr/>
-        <w:t xml:space="preserve"> </w:t>
-      </w:r>
-      <w:hyperlink r:id="rId12">
-        <w:r>
-          <w:rPr>
-            <w:rStyle w:val="Hyperlink"/>
-          </w:rPr>
-          <w:t>Responsible AI in Academic Research: A Competency Framework for Research Training</w:t>
-        </w:r>
-      </w:hyperlink>
-      <w:r>
-        <w:rPr/>
-        <w:t xml:space="preserve"> </w:t>
+        <w:t xml:space="preserve"> Responsible AI in Academic Research: A Competency Framework for Research Training </w:t>
       </w:r>
       <w:r>
         <w:rPr>
@@ -19884,12 +19824,12 @@
       <w:bookmarkEnd w:id="21"/>
     </w:p>
     <w:sectPr>
-      <w:headerReference w:type="even" r:id="rId13"/>
-      <w:headerReference w:type="default" r:id="rId14"/>
-      <w:headerReference w:type="first" r:id="rId15"/>
-      <w:footerReference w:type="even" r:id="rId16"/>
-      <w:footerReference w:type="default" r:id="rId17"/>
-      <w:footerReference w:type="first" r:id="rId18"/>
+      <w:headerReference w:type="even" r:id="rId8"/>
+      <w:headerReference w:type="default" r:id="rId9"/>
+      <w:headerReference w:type="first" r:id="rId10"/>
+      <w:footerReference w:type="even" r:id="rId11"/>
+      <w:footerReference w:type="default" r:id="rId12"/>
+      <w:footerReference w:type="first" r:id="rId13"/>
       <w:type w:val="nextPage"/>
       <w:pgSz w:w="11906" w:h="16838"/>
       <w:pgMar w:left="1417" w:right="1417" w:gutter="0" w:header="720" w:top="1361" w:footer="720" w:bottom="1361"/>
@@ -22706,10 +22646,12 @@
     <w:unhideWhenUsed/>
     <w:rsid w:val="00aa1d8d"/>
     <w:pPr>
-      <w:spacing w:before="0" w:after="120"/>
+      <w:spacing w:lineRule="auto" w:line="348" w:before="0" w:after="160"/>
     </w:pPr>
     <w:rPr>
       <w:rFonts w:ascii="Georgia" w:hAnsi="Georgia" w:eastAsia="Georgia" w:cs="Georgia"/>
+      <w:color w:val="212529"/>
+      <w:sz w:val="24"/>
     </w:rPr>
   </w:style>
   <w:style w:type="paragraph" w:styleId="List">

--- a/docs/instruments/g1_supervisor_agreement.docx
+++ b/docs/instruments/g1_supervisor_agreement.docx
@@ -145,7 +145,7 @@
       <w:hyperlink r:id="rId27">
         <w:r>
           <w:rPr>
-            <w:rStyle w:val="Hyperlink"/>
+            <w:rStyle w:val="Hyperlink1"/>
             <w:i w:val="0"/>
           </w:rPr>
           <w:t xml:space="preserve">Browse the full online instrument catalogue</w:t>
@@ -13207,7 +13207,7 @@
       <w:hyperlink r:id="rId22">
         <w:r>
           <w:rPr>
-            <w:rStyle w:val="Hyperlink"/>
+            <w:rStyle w:val="Hyperlink1"/>
             <w:i w:val="1"/>
           </w:rPr>
           <w:t xml:space="preserve">The Institutional AI Readiness Pack: Self-Assessment and Implementation Tools for Responsible AI in Academic Research</w:t>
@@ -13222,7 +13222,7 @@
       <w:hyperlink r:id="rId23">
         <w:r>
           <w:rPr>
-            <w:rStyle w:val="Hyperlink"/>
+            <w:rStyle w:val="Hyperlink1"/>
             <w:i w:val="0"/>
           </w:rPr>
           <w:t xml:space="preserve">https://doi.org/10.61700/bv2nulyhht</w:t>
@@ -13250,7 +13250,7 @@
       <w:hyperlink r:id="rId24">
         <w:r>
           <w:rPr>
-            <w:rStyle w:val="Hyperlink"/>
+            <w:rStyle w:val="Hyperlink1"/>
             <w:i w:val="1"/>
           </w:rPr>
           <w:t xml:space="preserve">Responsible AI in Academic Research: A Competency Framework for Research Training</w:t>
@@ -13265,7 +13265,7 @@
       <w:hyperlink r:id="rId25">
         <w:r>
           <w:rPr>
-            <w:rStyle w:val="Hyperlink"/>
+            <w:rStyle w:val="Hyperlink1"/>
             <w:i w:val="0"/>
           </w:rPr>
           <w:t xml:space="preserve">https://doi.org/10.61700/t31oy23grr</w:t>
@@ -13293,7 +13293,7 @@
       <w:hyperlink r:id="rId26">
         <w:r>
           <w:rPr>
-            <w:rStyle w:val="Hyperlink"/>
+            <w:rStyle w:val="Hyperlink1"/>
             <w:i w:val="0"/>
           </w:rPr>
           <w:t xml:space="preserve">Creative Commons Attribution 4.0 International (CC BY 4.0)</w:t>
@@ -13305,6 +13305,8 @@
         </w:rPr>
         <w:t xml:space="preserve">. You may adapt them for institutional use with attribution.</w:t>
       </w:r>
+      <w:bookmarkEnd w:id="0"/>
+      <w:bookmarkEnd w:id="21"/>
     </w:p>
     <w:sectPr>
       <w:headerReference w:type="even" r:id="rId14"/>
